--- a/public/res/StartEnd_Template.docx
+++ b/public/res/StartEnd_Template.docx
@@ -14,7 +14,21 @@
         <w:rPr>
           <w:b/>
         </w:rPr>
-        <w:t>(MOBILE:{contact})</w:t>
+        <w:t>(</w:t>
+      </w:r>
+      <w:proofErr w:type="gramStart"/>
+      <w:r>
+        <w:rPr>
+          <w:b/>
+        </w:rPr>
+        <w:t>MOBILE:{</w:t>
+      </w:r>
+      <w:proofErr w:type="gramEnd"/>
+      <w:r>
+        <w:rPr>
+          <w:b/>
+        </w:rPr>
+        <w:t>contact})</w:t>
       </w:r>
     </w:p>
     <w:p>
@@ -52,10 +66,9 @@
         <w:pBdr>
           <w:bottom w:val="single" w:sz="4" w:space="1" w:color="auto"/>
         </w:pBdr>
-        <w:rPr>
-          <w:b/>
-          <w:sz w:val="23"/>
-          <w:szCs w:val="23"/>
+        <w:jc w:val="center"/>
+        <w:rPr>
+          <w:b/>
         </w:rPr>
       </w:pPr>
       <w:r>
@@ -216,6 +229,7 @@
         </w:rPr>
         <w:t>{</w:t>
       </w:r>
+      <w:proofErr w:type="spellStart"/>
       <w:r>
         <w:rPr>
           <w:b/>
@@ -230,7 +244,16 @@
           <w:sz w:val="30"/>
           <w:szCs w:val="30"/>
         </w:rPr>
-        <w:t>ranch}</w:t>
+        <w:t>ranch</w:t>
+      </w:r>
+      <w:proofErr w:type="spellEnd"/>
+      <w:r>
+        <w:rPr>
+          <w:b/>
+          <w:sz w:val="30"/>
+          <w:szCs w:val="30"/>
+        </w:rPr>
+        <w:t>}</w:t>
       </w:r>
       <w:r>
         <w:rPr>
@@ -295,6 +318,7 @@
         </w:rPr>
         <w:t>{</w:t>
       </w:r>
+      <w:proofErr w:type="spellStart"/>
       <w:r>
         <w:rPr>
           <w:b/>
@@ -311,7 +335,17 @@
           <w:szCs w:val="29"/>
           <w:u w:val="single"/>
         </w:rPr>
-        <w:t>Capacity}</w:t>
+        <w:t>Capacity</w:t>
+      </w:r>
+      <w:proofErr w:type="spellEnd"/>
+      <w:r>
+        <w:rPr>
+          <w:b/>
+          <w:sz w:val="29"/>
+          <w:szCs w:val="29"/>
+          <w:u w:val="single"/>
+        </w:rPr>
+        <w:t>}</w:t>
       </w:r>
       <w:r>
         <w:rPr>
@@ -404,7 +438,23 @@
                 <w:sz w:val="28"/>
                 <w:szCs w:val="28"/>
               </w:rPr>
-              <w:t>{monthEnd}</w:t>
+              <w:t>{</w:t>
+            </w:r>
+            <w:proofErr w:type="spellStart"/>
+            <w:r>
+              <w:rPr>
+                <w:sz w:val="28"/>
+                <w:szCs w:val="28"/>
+              </w:rPr>
+              <w:t>monthEnd</w:t>
+            </w:r>
+            <w:proofErr w:type="spellEnd"/>
+            <w:r>
+              <w:rPr>
+                <w:sz w:val="28"/>
+                <w:szCs w:val="28"/>
+              </w:rPr>
+              <w:t>}</w:t>
             </w:r>
           </w:p>
         </w:tc>
@@ -471,7 +521,23 @@
                 <w:sz w:val="28"/>
                 <w:szCs w:val="28"/>
               </w:rPr>
-              <w:t>{monthStart}</w:t>
+              <w:t>{</w:t>
+            </w:r>
+            <w:proofErr w:type="spellStart"/>
+            <w:r>
+              <w:rPr>
+                <w:sz w:val="28"/>
+                <w:szCs w:val="28"/>
+              </w:rPr>
+              <w:t>monthStart</w:t>
+            </w:r>
+            <w:proofErr w:type="spellEnd"/>
+            <w:r>
+              <w:rPr>
+                <w:sz w:val="28"/>
+                <w:szCs w:val="28"/>
+              </w:rPr>
+              <w:t>}</w:t>
             </w:r>
           </w:p>
         </w:tc>
@@ -599,8 +665,18 @@
                 <w:sz w:val="28"/>
                 <w:szCs w:val="28"/>
               </w:rPr>
-              <w:t xml:space="preserve"> Hrs</w:t>
-            </w:r>
+              <w:t xml:space="preserve"> </w:t>
+            </w:r>
+            <w:proofErr w:type="spellStart"/>
+            <w:r>
+              <w:rPr>
+                <w:b/>
+                <w:sz w:val="28"/>
+                <w:szCs w:val="28"/>
+              </w:rPr>
+              <w:t>Hrs</w:t>
+            </w:r>
+            <w:proofErr w:type="spellEnd"/>
           </w:p>
         </w:tc>
       </w:tr>
@@ -672,7 +748,23 @@
                 <w:sz w:val="28"/>
                 <w:szCs w:val="28"/>
               </w:rPr>
-              <w:t xml:space="preserve"> Lts Per </w:t>
+              <w:t xml:space="preserve"> </w:t>
+            </w:r>
+            <w:proofErr w:type="spellStart"/>
+            <w:r>
+              <w:rPr>
+                <w:sz w:val="28"/>
+                <w:szCs w:val="28"/>
+              </w:rPr>
+              <w:t>Lts</w:t>
+            </w:r>
+            <w:proofErr w:type="spellEnd"/>
+            <w:r>
+              <w:rPr>
+                <w:sz w:val="28"/>
+                <w:szCs w:val="28"/>
+              </w:rPr>
+              <w:t xml:space="preserve"> Per </w:t>
             </w:r>
             <w:r>
               <w:rPr>
@@ -741,14 +833,46 @@
                 <w:sz w:val="28"/>
                 <w:szCs w:val="28"/>
               </w:rPr>
-              <w:t>{fuelPrice}</w:t>
-            </w:r>
-            <w:r>
-              <w:rPr>
-                <w:sz w:val="28"/>
-                <w:szCs w:val="28"/>
-              </w:rPr>
-              <w:t xml:space="preserve"> per Lts.</w:t>
+              <w:t>{</w:t>
+            </w:r>
+            <w:proofErr w:type="spellStart"/>
+            <w:r>
+              <w:rPr>
+                <w:sz w:val="28"/>
+                <w:szCs w:val="28"/>
+              </w:rPr>
+              <w:t>fuelPrice</w:t>
+            </w:r>
+            <w:proofErr w:type="spellEnd"/>
+            <w:r>
+              <w:rPr>
+                <w:sz w:val="28"/>
+                <w:szCs w:val="28"/>
+              </w:rPr>
+              <w:t>}</w:t>
+            </w:r>
+            <w:r>
+              <w:rPr>
+                <w:sz w:val="28"/>
+                <w:szCs w:val="28"/>
+              </w:rPr>
+              <w:t xml:space="preserve"> per </w:t>
+            </w:r>
+            <w:proofErr w:type="spellStart"/>
+            <w:r>
+              <w:rPr>
+                <w:sz w:val="28"/>
+                <w:szCs w:val="28"/>
+              </w:rPr>
+              <w:t>Lts</w:t>
+            </w:r>
+            <w:proofErr w:type="spellEnd"/>
+            <w:r>
+              <w:rPr>
+                <w:sz w:val="28"/>
+                <w:szCs w:val="28"/>
+              </w:rPr>
+              <w:t>.</w:t>
             </w:r>
           </w:p>
         </w:tc>
@@ -824,7 +948,23 @@
                 <w:sz w:val="28"/>
                 <w:szCs w:val="28"/>
               </w:rPr>
-              <w:t>{fuelPrice}</w:t>
+              <w:t>{</w:t>
+            </w:r>
+            <w:proofErr w:type="spellStart"/>
+            <w:r>
+              <w:rPr>
+                <w:sz w:val="28"/>
+                <w:szCs w:val="28"/>
+              </w:rPr>
+              <w:t>fuelPrice</w:t>
+            </w:r>
+            <w:proofErr w:type="spellEnd"/>
+            <w:r>
+              <w:rPr>
+                <w:sz w:val="28"/>
+                <w:szCs w:val="28"/>
+              </w:rPr>
+              <w:t>}</w:t>
             </w:r>
             <w:r>
               <w:rPr>
@@ -957,7 +1097,25 @@
                 <w:sz w:val="28"/>
                 <w:szCs w:val="28"/>
               </w:rPr>
-              <w:t>{roundOff}</w:t>
+              <w:t>{</w:t>
+            </w:r>
+            <w:proofErr w:type="spellStart"/>
+            <w:r>
+              <w:rPr>
+                <w:b/>
+                <w:sz w:val="28"/>
+                <w:szCs w:val="28"/>
+              </w:rPr>
+              <w:t>roundOff</w:t>
+            </w:r>
+            <w:proofErr w:type="spellEnd"/>
+            <w:r>
+              <w:rPr>
+                <w:b/>
+                <w:sz w:val="28"/>
+                <w:szCs w:val="28"/>
+              </w:rPr>
+              <w:t>}</w:t>
             </w:r>
           </w:p>
         </w:tc>
@@ -998,6 +1156,7 @@
         </w:rPr>
         <w:t>{</w:t>
       </w:r>
+      <w:proofErr w:type="spellStart"/>
       <w:r>
         <w:rPr>
           <w:b/>
@@ -1007,6 +1166,7 @@
         </w:rPr>
         <w:t>totalInWords</w:t>
       </w:r>
+      <w:proofErr w:type="spellEnd"/>
       <w:r>
         <w:rPr>
           <w:b/>
@@ -1036,14 +1196,30 @@
           <w:sz w:val="28"/>
           <w:szCs w:val="28"/>
         </w:rPr>
-        <w:t>(The amount may be credited to our account No:</w:t>
-      </w:r>
+        <w:t xml:space="preserve">(The amount may be credited to our account </w:t>
+      </w:r>
+      <w:proofErr w:type="gramStart"/>
       <w:r>
         <w:rPr>
           <w:sz w:val="28"/>
           <w:szCs w:val="28"/>
         </w:rPr>
-        <w:t>{account}</w:t>
+        <w:t>No:</w:t>
+      </w:r>
+      <w:r>
+        <w:rPr>
+          <w:sz w:val="28"/>
+          <w:szCs w:val="28"/>
+        </w:rPr>
+        <w:t>{</w:t>
+      </w:r>
+      <w:proofErr w:type="gramEnd"/>
+      <w:r>
+        <w:rPr>
+          <w:sz w:val="28"/>
+          <w:szCs w:val="28"/>
+        </w:rPr>
+        <w:t>account}</w:t>
       </w:r>
       <w:r>
         <w:rPr>
